--- a/fuentes/CF02_73311549_DU.docx
+++ b/fuentes/CF02_73311549_DU.docx
@@ -557,7 +557,7 @@
           <w:r>
             <w:fldChar w:fldCharType="separate"/>
           </w:r>
-          <w:hyperlink w:anchor="_Toc207991355" w:history="1">
+          <w:hyperlink w:anchor="_Toc211414066" w:history="1">
             <w:r>
               <w:rPr>
                 <w:rStyle w:val="Hipervnculo"/>
@@ -584,7 +584,7 @@
                 <w:noProof/>
                 <w:webHidden/>
               </w:rPr>
-              <w:instrText xml:space="preserve"> PAGEREF _Toc207991355 \h </w:instrText>
+              <w:instrText xml:space="preserve"> PAGEREF _Toc211414066 \h </w:instrText>
             </w:r>
             <w:r>
               <w:rPr>
@@ -630,7 +630,7 @@
               <w:lang w:eastAsia="es-MX"/>
             </w:rPr>
           </w:pPr>
-          <w:hyperlink w:anchor="_Toc207991356" w:history="1">
+          <w:hyperlink w:anchor="_Toc211414067" w:history="1">
             <w:r>
               <w:rPr>
                 <w:rStyle w:val="Hipervnculo"/>
@@ -674,7 +674,7 @@
                 <w:noProof/>
                 <w:webHidden/>
               </w:rPr>
-              <w:instrText xml:space="preserve"> PAGEREF _Toc207991356 \h </w:instrText>
+              <w:instrText xml:space="preserve"> PAGEREF _Toc211414067 \h </w:instrText>
             </w:r>
             <w:r>
               <w:rPr>
@@ -716,7 +716,7 @@
               <w:lang w:eastAsia="es-MX"/>
             </w:rPr>
           </w:pPr>
-          <w:hyperlink w:anchor="_Toc207991357" w:history="1">
+          <w:hyperlink w:anchor="_Toc211414068" w:history="1">
             <w:r>
               <w:rPr>
                 <w:rStyle w:val="Hipervnculo"/>
@@ -760,7 +760,7 @@
                 <w:noProof/>
                 <w:webHidden/>
               </w:rPr>
-              <w:instrText xml:space="preserve"> PAGEREF _Toc207991357 \h </w:instrText>
+              <w:instrText xml:space="preserve"> PAGEREF _Toc211414068 \h </w:instrText>
             </w:r>
             <w:r>
               <w:rPr>
@@ -802,7 +802,7 @@
               <w:lang w:eastAsia="es-MX"/>
             </w:rPr>
           </w:pPr>
-          <w:hyperlink w:anchor="_Toc207991358" w:history="1">
+          <w:hyperlink w:anchor="_Toc211414069" w:history="1">
             <w:r>
               <w:rPr>
                 <w:rStyle w:val="Hipervnculo"/>
@@ -846,7 +846,7 @@
                 <w:noProof/>
                 <w:webHidden/>
               </w:rPr>
-              <w:instrText xml:space="preserve"> PAGEREF _Toc207991358 \h </w:instrText>
+              <w:instrText xml:space="preserve"> PAGEREF _Toc211414069 \h </w:instrText>
             </w:r>
             <w:r>
               <w:rPr>
@@ -892,7 +892,7 @@
               <w:lang w:eastAsia="es-MX"/>
             </w:rPr>
           </w:pPr>
-          <w:hyperlink w:anchor="_Toc207991359" w:history="1">
+          <w:hyperlink w:anchor="_Toc211414070" w:history="1">
             <w:r>
               <w:rPr>
                 <w:rStyle w:val="Hipervnculo"/>
@@ -936,7 +936,7 @@
                 <w:noProof/>
                 <w:webHidden/>
               </w:rPr>
-              <w:instrText xml:space="preserve"> PAGEREF _Toc207991359 \h </w:instrText>
+              <w:instrText xml:space="preserve"> PAGEREF _Toc211414070 \h </w:instrText>
             </w:r>
             <w:r>
               <w:rPr>
@@ -978,7 +978,7 @@
               <w:lang w:eastAsia="es-MX"/>
             </w:rPr>
           </w:pPr>
-          <w:hyperlink w:anchor="_Toc207991360" w:history="1">
+          <w:hyperlink w:anchor="_Toc211414071" w:history="1">
             <w:r>
               <w:rPr>
                 <w:rStyle w:val="Hipervnculo"/>
@@ -1005,7 +1005,7 @@
                 <w:noProof/>
                 <w:webHidden/>
               </w:rPr>
-              <w:instrText xml:space="preserve"> PAGEREF _Toc207991360 \h </w:instrText>
+              <w:instrText xml:space="preserve"> PAGEREF _Toc211414071 \h </w:instrText>
             </w:r>
             <w:r>
               <w:rPr>
@@ -1047,7 +1047,7 @@
               <w:lang w:eastAsia="es-MX"/>
             </w:rPr>
           </w:pPr>
-          <w:hyperlink w:anchor="_Toc207991361" w:history="1">
+          <w:hyperlink w:anchor="_Toc211414072" w:history="1">
             <w:r>
               <w:rPr>
                 <w:rStyle w:val="Hipervnculo"/>
@@ -1074,7 +1074,7 @@
                 <w:noProof/>
                 <w:webHidden/>
               </w:rPr>
-              <w:instrText xml:space="preserve"> PAGEREF _Toc207991361 \h </w:instrText>
+              <w:instrText xml:space="preserve"> PAGEREF _Toc211414072 \h </w:instrText>
             </w:r>
             <w:r>
               <w:rPr>
@@ -1120,7 +1120,7 @@
               <w:lang w:eastAsia="es-MX"/>
             </w:rPr>
           </w:pPr>
-          <w:hyperlink w:anchor="_Toc207991362" w:history="1">
+          <w:hyperlink w:anchor="_Toc211414073" w:history="1">
             <w:r>
               <w:rPr>
                 <w:rStyle w:val="Hipervnculo"/>
@@ -1164,7 +1164,7 @@
                 <w:noProof/>
                 <w:webHidden/>
               </w:rPr>
-              <w:instrText xml:space="preserve"> PAGEREF _Toc207991362 \h </w:instrText>
+              <w:instrText xml:space="preserve"> PAGEREF _Toc211414073 \h </w:instrText>
             </w:r>
             <w:r>
               <w:rPr>
@@ -1206,7 +1206,7 @@
               <w:lang w:eastAsia="es-MX"/>
             </w:rPr>
           </w:pPr>
-          <w:hyperlink w:anchor="_Toc207991363" w:history="1">
+          <w:hyperlink w:anchor="_Toc211414074" w:history="1">
             <w:r>
               <w:rPr>
                 <w:rStyle w:val="Hipervnculo"/>
@@ -1233,7 +1233,7 @@
                 <w:noProof/>
                 <w:webHidden/>
               </w:rPr>
-              <w:instrText xml:space="preserve"> PAGEREF _Toc207991363 \h </w:instrText>
+              <w:instrText xml:space="preserve"> PAGEREF _Toc211414074 \h </w:instrText>
             </w:r>
             <w:r>
               <w:rPr>
@@ -1275,7 +1275,7 @@
               <w:lang w:eastAsia="es-MX"/>
             </w:rPr>
           </w:pPr>
-          <w:hyperlink w:anchor="_Toc207991364" w:history="1">
+          <w:hyperlink w:anchor="_Toc211414075" w:history="1">
             <w:r>
               <w:rPr>
                 <w:rStyle w:val="Hipervnculo"/>
@@ -1302,7 +1302,7 @@
                 <w:noProof/>
                 <w:webHidden/>
               </w:rPr>
-              <w:instrText xml:space="preserve"> PAGEREF _Toc207991364 \h </w:instrText>
+              <w:instrText xml:space="preserve"> PAGEREF _Toc211414075 \h </w:instrText>
             </w:r>
             <w:r>
               <w:rPr>
@@ -1348,7 +1348,7 @@
               <w:lang w:eastAsia="es-MX"/>
             </w:rPr>
           </w:pPr>
-          <w:hyperlink w:anchor="_Toc207991365" w:history="1">
+          <w:hyperlink w:anchor="_Toc211414076" w:history="1">
             <w:r>
               <w:rPr>
                 <w:rStyle w:val="Hipervnculo"/>
@@ -1392,7 +1392,7 @@
                 <w:noProof/>
                 <w:webHidden/>
               </w:rPr>
-              <w:instrText xml:space="preserve"> PAGEREF _Toc207991365 \h </w:instrText>
+              <w:instrText xml:space="preserve"> PAGEREF _Toc211414076 \h </w:instrText>
             </w:r>
             <w:r>
               <w:rPr>
@@ -1434,7 +1434,7 @@
               <w:lang w:eastAsia="es-MX"/>
             </w:rPr>
           </w:pPr>
-          <w:hyperlink w:anchor="_Toc207991366" w:history="1">
+          <w:hyperlink w:anchor="_Toc211414077" w:history="1">
             <w:r>
               <w:rPr>
                 <w:rStyle w:val="Hipervnculo"/>
@@ -1461,7 +1461,7 @@
                 <w:noProof/>
                 <w:webHidden/>
               </w:rPr>
-              <w:instrText xml:space="preserve"> PAGEREF _Toc207991366 \h </w:instrText>
+              <w:instrText xml:space="preserve"> PAGEREF _Toc211414077 \h </w:instrText>
             </w:r>
             <w:r>
               <w:rPr>
@@ -1503,7 +1503,7 @@
               <w:lang w:eastAsia="es-MX"/>
             </w:rPr>
           </w:pPr>
-          <w:hyperlink w:anchor="_Toc207991367" w:history="1">
+          <w:hyperlink w:anchor="_Toc211414078" w:history="1">
             <w:r>
               <w:rPr>
                 <w:rStyle w:val="Hipervnculo"/>
@@ -1530,7 +1530,7 @@
                 <w:noProof/>
                 <w:webHidden/>
               </w:rPr>
-              <w:instrText xml:space="preserve"> PAGEREF _Toc207991367 \h </w:instrText>
+              <w:instrText xml:space="preserve"> PAGEREF _Toc211414078 \h </w:instrText>
             </w:r>
             <w:r>
               <w:rPr>
@@ -1575,7 +1575,7 @@
               <w:lang w:eastAsia="es-MX"/>
             </w:rPr>
           </w:pPr>
-          <w:hyperlink w:anchor="_Toc207991368" w:history="1">
+          <w:hyperlink w:anchor="_Toc211414079" w:history="1">
             <w:r>
               <w:rPr>
                 <w:rStyle w:val="Hipervnculo"/>
@@ -1602,7 +1602,7 @@
                 <w:noProof/>
                 <w:webHidden/>
               </w:rPr>
-              <w:instrText xml:space="preserve"> PAGEREF _Toc207991368 \h </w:instrText>
+              <w:instrText xml:space="preserve"> PAGEREF _Toc211414079 \h </w:instrText>
             </w:r>
             <w:r>
               <w:rPr>
@@ -1647,7 +1647,7 @@
               <w:lang w:eastAsia="es-MX"/>
             </w:rPr>
           </w:pPr>
-          <w:hyperlink w:anchor="_Toc207991369" w:history="1">
+          <w:hyperlink w:anchor="_Toc211414080" w:history="1">
             <w:r>
               <w:rPr>
                 <w:rStyle w:val="Hipervnculo"/>
@@ -1674,7 +1674,7 @@
                 <w:noProof/>
                 <w:webHidden/>
               </w:rPr>
-              <w:instrText xml:space="preserve"> PAGEREF _Toc207991369 \h </w:instrText>
+              <w:instrText xml:space="preserve"> PAGEREF _Toc211414080 \h </w:instrText>
             </w:r>
             <w:r>
               <w:rPr>
@@ -1719,7 +1719,7 @@
               <w:lang w:eastAsia="es-MX"/>
             </w:rPr>
           </w:pPr>
-          <w:hyperlink w:anchor="_Toc207991370" w:history="1">
+          <w:hyperlink w:anchor="_Toc211414081" w:history="1">
             <w:r>
               <w:rPr>
                 <w:rStyle w:val="Hipervnculo"/>
@@ -1746,7 +1746,7 @@
                 <w:noProof/>
                 <w:webHidden/>
               </w:rPr>
-              <w:instrText xml:space="preserve"> PAGEREF _Toc207991370 \h </w:instrText>
+              <w:instrText xml:space="preserve"> PAGEREF _Toc211414081 \h </w:instrText>
             </w:r>
             <w:r>
               <w:rPr>
@@ -1791,7 +1791,7 @@
               <w:lang w:eastAsia="es-MX"/>
             </w:rPr>
           </w:pPr>
-          <w:hyperlink w:anchor="_Toc207991371" w:history="1">
+          <w:hyperlink w:anchor="_Toc211414082" w:history="1">
             <w:r>
               <w:rPr>
                 <w:rStyle w:val="Hipervnculo"/>
@@ -1818,7 +1818,7 @@
                 <w:noProof/>
                 <w:webHidden/>
               </w:rPr>
-              <w:instrText xml:space="preserve"> PAGEREF _Toc207991371 \h </w:instrText>
+              <w:instrText xml:space="preserve"> PAGEREF _Toc211414082 \h </w:instrText>
             </w:r>
             <w:r>
               <w:rPr>
@@ -1863,7 +1863,7 @@
               <w:lang w:eastAsia="es-MX"/>
             </w:rPr>
           </w:pPr>
-          <w:hyperlink w:anchor="_Toc207991372" w:history="1">
+          <w:hyperlink w:anchor="_Toc211414083" w:history="1">
             <w:r>
               <w:rPr>
                 <w:rStyle w:val="Hipervnculo"/>
@@ -1890,7 +1890,7 @@
                 <w:noProof/>
                 <w:webHidden/>
               </w:rPr>
-              <w:instrText xml:space="preserve"> PAGEREF _Toc207991372 \h </w:instrText>
+              <w:instrText xml:space="preserve"> PAGEREF _Toc211414083 \h </w:instrText>
             </w:r>
             <w:r>
               <w:rPr>
@@ -1947,7 +1947,7 @@
       <w:pPr>
         <w:pStyle w:val="Titulosgenerales"/>
       </w:pPr>
-      <w:bookmarkStart w:id="0" w:name="_Toc207991355"/>
+      <w:bookmarkStart w:id="0" w:name="_Toc211414066"/>
       <w:r>
         <w:lastRenderedPageBreak/>
         <w:t>Introducción</w:t>
@@ -2007,6 +2007,7 @@
       </w:pPr>
       <w:r>
         <w:rPr>
+          <w:noProof/>
           <w:lang w:val="es-419"/>
         </w:rPr>
         <w:drawing>
@@ -2083,25 +2084,7 @@
             <w:color w:val="000000" w:themeColor="text1"/>
             <w:lang w:val="es-419"/>
           </w:rPr>
-          <w:t>Enlace de reprodu</w:t>
-        </w:r>
-        <w:r>
-          <w:rPr>
-            <w:rStyle w:val="Hipervnculo"/>
-            <w:b/>
-            <w:color w:val="000000" w:themeColor="text1"/>
-            <w:lang w:val="es-419"/>
-          </w:rPr>
-          <w:t>c</w:t>
-        </w:r>
-        <w:r>
-          <w:rPr>
-            <w:rStyle w:val="Hipervnculo"/>
-            <w:b/>
-            <w:color w:val="000000" w:themeColor="text1"/>
-            <w:lang w:val="es-419"/>
-          </w:rPr>
-          <w:t>ción del video</w:t>
+          <w:t>Enlace de reproducción del video</w:t>
         </w:r>
       </w:hyperlink>
       <w:r>
@@ -2247,7 +2230,7 @@
       <w:pPr>
         <w:pStyle w:val="Ttulo1"/>
       </w:pPr>
-      <w:bookmarkStart w:id="1" w:name="_Toc207991356"/>
+      <w:bookmarkStart w:id="1" w:name="_Toc211414067"/>
       <w:r>
         <w:lastRenderedPageBreak/>
         <w:t>Establecimiento del cultivo</w:t>
@@ -2284,7 +2267,7 @@
           <w:rFonts w:eastAsia="Times New Roman"/>
         </w:rPr>
       </w:pPr>
-      <w:bookmarkStart w:id="2" w:name="_Toc207991357"/>
+      <w:bookmarkStart w:id="2" w:name="_Toc211414068"/>
       <w:r>
         <w:t>Selección y preparación del lote</w:t>
       </w:r>
@@ -2501,7 +2484,7 @@
           <w:numId w:val="7"/>
         </w:numPr>
       </w:pPr>
-      <w:bookmarkStart w:id="3" w:name="_Toc207991358"/>
+      <w:bookmarkStart w:id="3" w:name="_Toc211414069"/>
       <w:r>
         <w:lastRenderedPageBreak/>
         <w:t>Siembra y distancias</w:t>
@@ -3253,7 +3236,7 @@
           <w:lang w:val="es-419"/>
         </w:rPr>
       </w:pPr>
-      <w:bookmarkStart w:id="4" w:name="_Toc207991359"/>
+      <w:bookmarkStart w:id="4" w:name="_Toc211414070"/>
       <w:r>
         <w:rPr>
           <w:rStyle w:val="Extranjerismo"/>
@@ -3296,7 +3279,7 @@
       <w:pPr>
         <w:pStyle w:val="Ttulo2"/>
       </w:pPr>
-      <w:bookmarkStart w:id="5" w:name="_Toc207991360"/>
+      <w:bookmarkStart w:id="5" w:name="_Toc211414071"/>
       <w:r>
         <w:t>2.1 Labores culturales</w:t>
       </w:r>
@@ -3477,7 +3460,7 @@
       <w:pPr>
         <w:pStyle w:val="Ttulo2"/>
       </w:pPr>
-      <w:bookmarkStart w:id="6" w:name="_Toc207991361"/>
+      <w:bookmarkStart w:id="6" w:name="_Toc211414072"/>
       <w:r>
         <w:lastRenderedPageBreak/>
         <w:t>2.2 Fertilización y MIPE</w:t>
@@ -3638,7 +3621,6 @@
           <w:p>
             <w:pPr>
               <w:ind w:firstLine="0"/>
-              <w:jc w:val="center"/>
               <w:rPr>
                 <w:lang w:val="es-419" w:eastAsia="es-CO"/>
               </w:rPr>
@@ -3655,7 +3637,6 @@
           <w:p>
             <w:pPr>
               <w:ind w:firstLine="0"/>
-              <w:jc w:val="center"/>
               <w:rPr>
                 <w:lang w:val="es-419" w:eastAsia="es-CO"/>
               </w:rPr>
@@ -3672,7 +3653,6 @@
           <w:p>
             <w:pPr>
               <w:ind w:firstLine="0"/>
-              <w:jc w:val="center"/>
               <w:rPr>
                 <w:lang w:val="es-419" w:eastAsia="es-CO"/>
               </w:rPr>
@@ -3691,7 +3671,6 @@
           <w:p>
             <w:pPr>
               <w:ind w:firstLine="0"/>
-              <w:jc w:val="center"/>
               <w:rPr>
                 <w:lang w:val="es-419" w:eastAsia="es-CO"/>
               </w:rPr>
@@ -3708,7 +3687,6 @@
           <w:p>
             <w:pPr>
               <w:ind w:firstLine="0"/>
-              <w:jc w:val="center"/>
               <w:rPr>
                 <w:lang w:val="es-419" w:eastAsia="es-CO"/>
               </w:rPr>
@@ -3725,7 +3703,6 @@
           <w:p>
             <w:pPr>
               <w:ind w:firstLine="0"/>
-              <w:jc w:val="center"/>
               <w:rPr>
                 <w:lang w:val="es-419" w:eastAsia="es-CO"/>
               </w:rPr>
@@ -3747,7 +3724,6 @@
           <w:p>
             <w:pPr>
               <w:ind w:firstLine="0"/>
-              <w:jc w:val="center"/>
               <w:rPr>
                 <w:lang w:val="es-419" w:eastAsia="es-CO"/>
               </w:rPr>
@@ -3764,7 +3740,6 @@
           <w:p>
             <w:pPr>
               <w:ind w:firstLine="0"/>
-              <w:jc w:val="center"/>
               <w:rPr>
                 <w:lang w:val="es-419" w:eastAsia="es-CO"/>
               </w:rPr>
@@ -3781,7 +3756,6 @@
           <w:p>
             <w:pPr>
               <w:ind w:firstLine="0"/>
-              <w:jc w:val="center"/>
               <w:rPr>
                 <w:lang w:val="es-419" w:eastAsia="es-CO"/>
               </w:rPr>
@@ -3800,7 +3774,6 @@
           <w:p>
             <w:pPr>
               <w:ind w:firstLine="0"/>
-              <w:jc w:val="center"/>
               <w:rPr>
                 <w:lang w:val="es-419" w:eastAsia="es-CO"/>
               </w:rPr>
@@ -3817,7 +3790,6 @@
           <w:p>
             <w:pPr>
               <w:ind w:firstLine="0"/>
-              <w:jc w:val="center"/>
               <w:rPr>
                 <w:lang w:val="es-419" w:eastAsia="es-CO"/>
               </w:rPr>
@@ -3834,7 +3806,6 @@
           <w:p>
             <w:pPr>
               <w:ind w:firstLine="0"/>
-              <w:jc w:val="center"/>
               <w:rPr>
                 <w:lang w:val="es-419" w:eastAsia="es-CO"/>
               </w:rPr>
@@ -4143,7 +4114,7 @@
       <w:pPr>
         <w:pStyle w:val="Ttulo1"/>
       </w:pPr>
-      <w:bookmarkStart w:id="7" w:name="_Toc207991362"/>
+      <w:bookmarkStart w:id="7" w:name="_Toc211414073"/>
       <w:r>
         <w:lastRenderedPageBreak/>
         <w:t>Cosecha</w:t>
@@ -4193,7 +4164,7 @@
       <w:pPr>
         <w:pStyle w:val="Ttulo2"/>
       </w:pPr>
-      <w:bookmarkStart w:id="8" w:name="_Toc207991363"/>
+      <w:bookmarkStart w:id="8" w:name="_Toc211414074"/>
       <w:r>
         <w:t>3.1 Madurez y recolección</w:t>
       </w:r>
@@ -4299,7 +4270,7 @@
       <w:pPr>
         <w:pStyle w:val="Ttulo2"/>
       </w:pPr>
-      <w:bookmarkStart w:id="9" w:name="_Toc207991364"/>
+      <w:bookmarkStart w:id="9" w:name="_Toc211414075"/>
       <w:r>
         <w:t>3.2 Manejo en campo</w:t>
       </w:r>
@@ -4564,7 +4535,7 @@
       <w:pPr>
         <w:pStyle w:val="Ttulo1"/>
       </w:pPr>
-      <w:bookmarkStart w:id="10" w:name="_Toc207991365"/>
+      <w:bookmarkStart w:id="10" w:name="_Toc211414076"/>
       <w:r>
         <w:lastRenderedPageBreak/>
         <w:t>Poscosecha</w:t>
@@ -4588,7 +4559,7 @@
       <w:pPr>
         <w:pStyle w:val="Ttulo2"/>
       </w:pPr>
-      <w:bookmarkStart w:id="11" w:name="_Toc207991366"/>
+      <w:bookmarkStart w:id="11" w:name="_Toc211414077"/>
       <w:r>
         <w:t>4.1 Clasificación y empaque</w:t>
       </w:r>
@@ -4748,7 +4719,7 @@
       <w:pPr>
         <w:pStyle w:val="Ttulo2"/>
       </w:pPr>
-      <w:bookmarkStart w:id="12" w:name="_Toc207991367"/>
+      <w:bookmarkStart w:id="12" w:name="_Toc211414078"/>
       <w:r>
         <w:t>4.2 Almacenamiento y transporte</w:t>
       </w:r>
@@ -5047,7 +5018,7 @@
       <w:pPr>
         <w:pStyle w:val="Titulosgenerales"/>
       </w:pPr>
-      <w:bookmarkStart w:id="13" w:name="_Toc207991368"/>
+      <w:bookmarkStart w:id="13" w:name="_Toc211414079"/>
       <w:r>
         <w:lastRenderedPageBreak/>
         <w:t>Síntesis</w:t>
@@ -5128,7 +5099,7 @@
       <w:pPr>
         <w:pStyle w:val="Titulosgenerales"/>
       </w:pPr>
-      <w:bookmarkStart w:id="14" w:name="_Toc207991369"/>
+      <w:bookmarkStart w:id="14" w:name="_Toc211414080"/>
       <w:r>
         <w:lastRenderedPageBreak/>
         <w:t>Glosario</w:t>
@@ -5624,7 +5595,7 @@
       <w:pPr>
         <w:pStyle w:val="Titulosgenerales"/>
       </w:pPr>
-      <w:bookmarkStart w:id="15" w:name="_Toc207991370"/>
+      <w:bookmarkStart w:id="15" w:name="_Toc211414081"/>
       <w:r>
         <w:lastRenderedPageBreak/>
         <w:t>Material complementario</w:t>
@@ -5648,6 +5619,7 @@
       <w:tr>
         <w:trPr>
           <w:cnfStyle w:val="100000000000" w:firstRow="1" w:lastRow="0" w:firstColumn="0" w:lastColumn="0" w:oddVBand="0" w:evenVBand="0" w:oddHBand="0" w:evenHBand="0" w:firstRowFirstColumn="0" w:firstRowLastColumn="0" w:lastRowFirstColumn="0" w:lastRowLastColumn="0"/>
+          <w:tblHeader/>
         </w:trPr>
         <w:tc>
           <w:tcPr>
@@ -6324,7 +6296,7 @@
       <w:pPr>
         <w:pStyle w:val="Titulosgenerales"/>
       </w:pPr>
-      <w:bookmarkStart w:id="16" w:name="_Toc207991371"/>
+      <w:bookmarkStart w:id="16" w:name="_Toc211414082"/>
       <w:r>
         <w:lastRenderedPageBreak/>
         <w:t>Referencias bibliográficas</w:t>
@@ -6580,7 +6552,7 @@
       <w:pPr>
         <w:pStyle w:val="Titulosgenerales"/>
       </w:pPr>
-      <w:bookmarkStart w:id="17" w:name="_Toc207991372"/>
+      <w:bookmarkStart w:id="17" w:name="_Toc211414083"/>
       <w:r>
         <w:lastRenderedPageBreak/>
         <w:t>C</w:t>
@@ -19509,41 +19481,39 @@
 </file>
 
 <file path=customXml/item1.xml><?xml version="1.0" encoding="utf-8"?>
-<b:Sources xmlns:b="http://schemas.openxmlformats.org/officeDocument/2006/bibliography" xmlns="http://schemas.openxmlformats.org/officeDocument/2006/bibliography" SelectedStyle="\APASixthEditionOfficeOnline.xsl" StyleName="APA" Version="6"/>
+<?mso-contentType ?>
+<FormTemplates xmlns="http://schemas.microsoft.com/sharepoint/v3/contenttype/forms">
+  <Display>DocumentLibraryForm</Display>
+  <Edit>DocumentLibraryForm</Edit>
+  <New>DocumentLibraryForm</New>
+</FormTemplates>
 </file>
 
 <file path=customXml/item2.xml><?xml version="1.0" encoding="utf-8"?>
-<p:properties xmlns:p="http://schemas.microsoft.com/office/2006/metadata/properties" xmlns:xsi="http://www.w3.org/2001/XMLSchema-instance" xmlns:pc="http://schemas.microsoft.com/office/infopath/2007/PartnerControls">
-  <documentManagement>
-    <TaxCatchAll xmlns="adccf511-daff-4bcb-9072-914cedbf4c7e" xsi:nil="true"/>
-    <lcf76f155ced4ddcb4097134ff3c332f xmlns="a70d3c18-0869-45a1-9f75-4b4b8f0f32be">
-      <Terms xmlns="http://schemas.microsoft.com/office/infopath/2007/PartnerControls"/>
-    </lcf76f155ced4ddcb4097134ff3c332f>
-  </documentManagement>
-</p:properties>
-</file>
-
-<file path=customXml/item3.xml><?xml version="1.0" encoding="utf-8"?>
-<ct:contentTypeSchema xmlns:ct="http://schemas.microsoft.com/office/2006/metadata/contentType" xmlns:ma="http://schemas.microsoft.com/office/2006/metadata/properties/metaAttributes" ct:_="" ma:_="" ma:contentTypeName="Document" ma:contentTypeID="0x010100FC2B1768DD5A774EB396CCAB0DE361C1" ma:contentTypeVersion="11" ma:contentTypeDescription="Create a new document." ma:contentTypeScope="" ma:versionID="9de673f0197ee9c4816cf50caa74988e">
-  <xsd:schema xmlns:xsd="http://www.w3.org/2001/XMLSchema" xmlns:xs="http://www.w3.org/2001/XMLSchema" xmlns:p="http://schemas.microsoft.com/office/2006/metadata/properties" xmlns:ns2="a70d3c18-0869-45a1-9f75-4b4b8f0f32be" xmlns:ns3="adccf511-daff-4bcb-9072-914cedbf4c7e" targetNamespace="http://schemas.microsoft.com/office/2006/metadata/properties" ma:root="true" ma:fieldsID="c9d576c1d58624d45e9370fec3b27e53" ns2:_="" ns3:_="">
-    <xsd:import namespace="a70d3c18-0869-45a1-9f75-4b4b8f0f32be"/>
-    <xsd:import namespace="adccf511-daff-4bcb-9072-914cedbf4c7e"/>
+<ct:contentTypeSchema xmlns:ct="http://schemas.microsoft.com/office/2006/metadata/contentType" xmlns:ma="http://schemas.microsoft.com/office/2006/metadata/properties/metaAttributes" ct:_="" ma:_="" ma:contentTypeName="Documento" ma:contentTypeID="0x01010049282E1EDBE9234EA9E6D38F720E265F" ma:contentTypeVersion="15" ma:contentTypeDescription="Crear nuevo documento." ma:contentTypeScope="" ma:versionID="b31c7aa9eaf043a08b87120b3c4916e3">
+  <xsd:schema xmlns:xsd="http://www.w3.org/2001/XMLSchema" xmlns:xs="http://www.w3.org/2001/XMLSchema" xmlns:p="http://schemas.microsoft.com/office/2006/metadata/properties" xmlns:ns2="cb45339b-ced9-4d0d-8f64-77573914d53b" xmlns:ns3="43a3ca16-9c26-4813-b83f-4aec9927b43f" targetNamespace="http://schemas.microsoft.com/office/2006/metadata/properties" ma:root="true" ma:fieldsID="3533d065b04d75c457075bc55f1f5315" ns2:_="" ns3:_="">
+    <xsd:import namespace="cb45339b-ced9-4d0d-8f64-77573914d53b"/>
+    <xsd:import namespace="43a3ca16-9c26-4813-b83f-4aec9927b43f"/>
     <xsd:element name="properties">
       <xsd:complexType>
         <xsd:sequence>
           <xsd:element name="documentManagement">
             <xsd:complexType>
               <xsd:all>
-                <xsd:element ref="ns2:MediaServiceMetadata" minOccurs="0"/>
-                <xsd:element ref="ns2:MediaServiceFastMetadata" minOccurs="0"/>
-                <xsd:element ref="ns2:MediaServiceSearchProperties" minOccurs="0"/>
-                <xsd:element ref="ns2:MediaServiceDateTaken" minOccurs="0"/>
-                <xsd:element ref="ns2:MediaServiceGenerationTime" minOccurs="0"/>
-                <xsd:element ref="ns2:MediaServiceEventHashCode" minOccurs="0"/>
-                <xsd:element ref="ns2:MediaLengthInSeconds" minOccurs="0"/>
-                <xsd:element ref="ns2:lcf76f155ced4ddcb4097134ff3c332f" minOccurs="0"/>
-                <xsd:element ref="ns3:TaxCatchAll" minOccurs="0"/>
-                <xsd:element ref="ns2:MediaServiceOCR" minOccurs="0"/>
+                <xsd:element ref="ns2:SharedWithUsers" minOccurs="0"/>
+                <xsd:element ref="ns2:SharedWithDetails" minOccurs="0"/>
+                <xsd:element ref="ns3:MediaServiceMetadata" minOccurs="0"/>
+                <xsd:element ref="ns3:MediaServiceFastMetadata" minOccurs="0"/>
+                <xsd:element ref="ns3:MediaServiceDateTaken" minOccurs="0"/>
+                <xsd:element ref="ns3:MediaServiceObjectDetectorVersions" minOccurs="0"/>
+                <xsd:element ref="ns3:MediaLengthInSeconds" minOccurs="0"/>
+                <xsd:element ref="ns3:MediaServiceLocation" minOccurs="0"/>
+                <xsd:element ref="ns3:MediaServiceGenerationTime" minOccurs="0"/>
+                <xsd:element ref="ns3:MediaServiceEventHashCode" minOccurs="0"/>
+                <xsd:element ref="ns3:lcf76f155ced4ddcb4097134ff3c332f" minOccurs="0"/>
+                <xsd:element ref="ns2:TaxCatchAll" minOccurs="0"/>
+                <xsd:element ref="ns3:MediaServiceOCR" minOccurs="0"/>
+                <xsd:element ref="ns3:MediaServiceSearchProperties" minOccurs="0"/>
               </xsd:all>
             </xsd:complexType>
           </xsd:element>
@@ -19551,63 +19521,36 @@
       </xsd:complexType>
     </xsd:element>
   </xsd:schema>
-  <xsd:schema xmlns:xsd="http://www.w3.org/2001/XMLSchema" xmlns:xs="http://www.w3.org/2001/XMLSchema" xmlns:dms="http://schemas.microsoft.com/office/2006/documentManagement/types" xmlns:pc="http://schemas.microsoft.com/office/infopath/2007/PartnerControls" targetNamespace="a70d3c18-0869-45a1-9f75-4b4b8f0f32be" elementFormDefault="qualified">
+  <xsd:schema xmlns:xsd="http://www.w3.org/2001/XMLSchema" xmlns:xs="http://www.w3.org/2001/XMLSchema" xmlns:dms="http://schemas.microsoft.com/office/2006/documentManagement/types" xmlns:pc="http://schemas.microsoft.com/office/infopath/2007/PartnerControls" targetNamespace="cb45339b-ced9-4d0d-8f64-77573914d53b" elementFormDefault="qualified">
     <xsd:import namespace="http://schemas.microsoft.com/office/2006/documentManagement/types"/>
     <xsd:import namespace="http://schemas.microsoft.com/office/infopath/2007/PartnerControls"/>
-    <xsd:element name="MediaServiceMetadata" ma:index="8" nillable="true" ma:displayName="MediaServiceMetadata" ma:hidden="true" ma:internalName="MediaServiceMetadata" ma:readOnly="true">
-      <xsd:simpleType>
-        <xsd:restriction base="dms:Note"/>
-      </xsd:simpleType>
-    </xsd:element>
-    <xsd:element name="MediaServiceFastMetadata" ma:index="9" nillable="true" ma:displayName="MediaServiceFastMetadata" ma:hidden="true" ma:internalName="MediaServiceFastMetadata" ma:readOnly="true">
-      <xsd:simpleType>
-        <xsd:restriction base="dms:Note"/>
-      </xsd:simpleType>
-    </xsd:element>
-    <xsd:element name="MediaServiceSearchProperties" ma:index="10" nillable="true" ma:displayName="MediaServiceSearchProperties" ma:hidden="true" ma:internalName="MediaServiceSearchProperties" ma:readOnly="true">
-      <xsd:simpleType>
-        <xsd:restriction base="dms:Note"/>
-      </xsd:simpleType>
-    </xsd:element>
-    <xsd:element name="MediaServiceDateTaken" ma:index="11" nillable="true" ma:displayName="MediaServiceDateTaken" ma:hidden="true" ma:indexed="true" ma:internalName="MediaServiceDateTaken" ma:readOnly="true">
-      <xsd:simpleType>
-        <xsd:restriction base="dms:Text"/>
-      </xsd:simpleType>
-    </xsd:element>
-    <xsd:element name="MediaServiceGenerationTime" ma:index="12" nillable="true" ma:displayName="MediaServiceGenerationTime" ma:hidden="true" ma:internalName="MediaServiceGenerationTime" ma:readOnly="true">
-      <xsd:simpleType>
-        <xsd:restriction base="dms:Text"/>
-      </xsd:simpleType>
-    </xsd:element>
-    <xsd:element name="MediaServiceEventHashCode" ma:index="13" nillable="true" ma:displayName="MediaServiceEventHashCode" ma:hidden="true" ma:internalName="MediaServiceEventHashCode" ma:readOnly="true">
-      <xsd:simpleType>
-        <xsd:restriction base="dms:Text"/>
-      </xsd:simpleType>
-    </xsd:element>
-    <xsd:element name="MediaLengthInSeconds" ma:index="14" nillable="true" ma:displayName="MediaLengthInSeconds" ma:hidden="true" ma:internalName="MediaLengthInSeconds" ma:readOnly="true">
-      <xsd:simpleType>
-        <xsd:restriction base="dms:Unknown"/>
-      </xsd:simpleType>
-    </xsd:element>
-    <xsd:element name="lcf76f155ced4ddcb4097134ff3c332f" ma:index="16" nillable="true" ma:taxonomy="true" ma:internalName="lcf76f155ced4ddcb4097134ff3c332f" ma:taxonomyFieldName="MediaServiceImageTags" ma:displayName="Image Tags" ma:readOnly="false" ma:fieldId="{5cf76f15-5ced-4ddc-b409-7134ff3c332f}" ma:taxonomyMulti="true" ma:sspId="d33c8c81-5745-4931-bcc4-c2aeafe86780" ma:termSetId="09814cd3-568e-fe90-9814-8d621ff8fb84" ma:anchorId="fba54fb3-c3e1-fe81-a776-ca4b69148c4d" ma:open="true" ma:isKeyword="false">
+    <xsd:element name="SharedWithUsers" ma:index="8" nillable="true" ma:displayName="Compartido con" ma:internalName="SharedWithUsers" ma:readOnly="true">
       <xsd:complexType>
-        <xsd:sequence>
-          <xsd:element ref="pc:Terms" minOccurs="0" maxOccurs="1"/>
-        </xsd:sequence>
+        <xsd:complexContent>
+          <xsd:extension base="dms:UserMulti">
+            <xsd:sequence>
+              <xsd:element name="UserInfo" minOccurs="0" maxOccurs="unbounded">
+                <xsd:complexType>
+                  <xsd:sequence>
+                    <xsd:element name="DisplayName" type="xsd:string" minOccurs="0"/>
+                    <xsd:element name="AccountId" type="dms:UserId" minOccurs="0" nillable="true"/>
+                    <xsd:element name="AccountType" type="xsd:string" minOccurs="0"/>
+                  </xsd:sequence>
+                </xsd:complexType>
+              </xsd:element>
+            </xsd:sequence>
+          </xsd:extension>
+        </xsd:complexContent>
       </xsd:complexType>
     </xsd:element>
-    <xsd:element name="MediaServiceOCR" ma:index="18" nillable="true" ma:displayName="Extracted Text" ma:internalName="MediaServiceOCR" ma:readOnly="true">
+    <xsd:element name="SharedWithDetails" ma:index="9" nillable="true" ma:displayName="Detalles de uso compartido" ma:internalName="SharedWithDetails" ma:readOnly="true">
       <xsd:simpleType>
         <xsd:restriction base="dms:Note">
           <xsd:maxLength value="255"/>
         </xsd:restriction>
       </xsd:simpleType>
     </xsd:element>
-  </xsd:schema>
-  <xsd:schema xmlns:xsd="http://www.w3.org/2001/XMLSchema" xmlns:xs="http://www.w3.org/2001/XMLSchema" xmlns:dms="http://schemas.microsoft.com/office/2006/documentManagement/types" xmlns:pc="http://schemas.microsoft.com/office/infopath/2007/PartnerControls" targetNamespace="adccf511-daff-4bcb-9072-914cedbf4c7e" elementFormDefault="qualified">
-    <xsd:import namespace="http://schemas.microsoft.com/office/2006/documentManagement/types"/>
-    <xsd:import namespace="http://schemas.microsoft.com/office/infopath/2007/PartnerControls"/>
-    <xsd:element name="TaxCatchAll" ma:index="17" nillable="true" ma:displayName="Taxonomy Catch All Column" ma:hidden="true" ma:list="{d55fdbc5-1632-489d-aeea-ba6fd7407963}" ma:internalName="TaxCatchAll" ma:showField="CatchAllData" ma:web="adccf511-daff-4bcb-9072-914cedbf4c7e">
+    <xsd:element name="TaxCatchAll" ma:index="20" nillable="true" ma:displayName="Taxonomy Catch All Column" ma:hidden="true" ma:list="{2f40a149-578b-41a1-8845-c88bc1831770}" ma:internalName="TaxCatchAll" ma:showField="CatchAllData" ma:web="cb45339b-ced9-4d0d-8f64-77573914d53b">
       <xsd:complexType>
         <xsd:complexContent>
           <xsd:extension base="dms:MultiChoiceLookup">
@@ -19619,6 +19562,69 @@
       </xsd:complexType>
     </xsd:element>
   </xsd:schema>
+  <xsd:schema xmlns:xsd="http://www.w3.org/2001/XMLSchema" xmlns:xs="http://www.w3.org/2001/XMLSchema" xmlns:dms="http://schemas.microsoft.com/office/2006/documentManagement/types" xmlns:pc="http://schemas.microsoft.com/office/infopath/2007/PartnerControls" targetNamespace="43a3ca16-9c26-4813-b83f-4aec9927b43f" elementFormDefault="qualified">
+    <xsd:import namespace="http://schemas.microsoft.com/office/2006/documentManagement/types"/>
+    <xsd:import namespace="http://schemas.microsoft.com/office/infopath/2007/PartnerControls"/>
+    <xsd:element name="MediaServiceMetadata" ma:index="10" nillable="true" ma:displayName="MediaServiceMetadata" ma:hidden="true" ma:internalName="MediaServiceMetadata" ma:readOnly="true">
+      <xsd:simpleType>
+        <xsd:restriction base="dms:Note"/>
+      </xsd:simpleType>
+    </xsd:element>
+    <xsd:element name="MediaServiceFastMetadata" ma:index="11" nillable="true" ma:displayName="MediaServiceFastMetadata" ma:hidden="true" ma:internalName="MediaServiceFastMetadata" ma:readOnly="true">
+      <xsd:simpleType>
+        <xsd:restriction base="dms:Note"/>
+      </xsd:simpleType>
+    </xsd:element>
+    <xsd:element name="MediaServiceDateTaken" ma:index="12" nillable="true" ma:displayName="MediaServiceDateTaken" ma:hidden="true" ma:indexed="true" ma:internalName="MediaServiceDateTaken" ma:readOnly="true">
+      <xsd:simpleType>
+        <xsd:restriction base="dms:Text"/>
+      </xsd:simpleType>
+    </xsd:element>
+    <xsd:element name="MediaServiceObjectDetectorVersions" ma:index="13" nillable="true" ma:displayName="MediaServiceObjectDetectorVersions" ma:hidden="true" ma:indexed="true" ma:internalName="MediaServiceObjectDetectorVersions" ma:readOnly="true">
+      <xsd:simpleType>
+        <xsd:restriction base="dms:Text"/>
+      </xsd:simpleType>
+    </xsd:element>
+    <xsd:element name="MediaLengthInSeconds" ma:index="14" nillable="true" ma:displayName="MediaLengthInSeconds" ma:hidden="true" ma:internalName="MediaLengthInSeconds" ma:readOnly="true">
+      <xsd:simpleType>
+        <xsd:restriction base="dms:Unknown"/>
+      </xsd:simpleType>
+    </xsd:element>
+    <xsd:element name="MediaServiceLocation" ma:index="15" nillable="true" ma:displayName="Location" ma:indexed="true" ma:internalName="MediaServiceLocation" ma:readOnly="true">
+      <xsd:simpleType>
+        <xsd:restriction base="dms:Text"/>
+      </xsd:simpleType>
+    </xsd:element>
+    <xsd:element name="MediaServiceGenerationTime" ma:index="16" nillable="true" ma:displayName="MediaServiceGenerationTime" ma:hidden="true" ma:internalName="MediaServiceGenerationTime" ma:readOnly="true">
+      <xsd:simpleType>
+        <xsd:restriction base="dms:Text"/>
+      </xsd:simpleType>
+    </xsd:element>
+    <xsd:element name="MediaServiceEventHashCode" ma:index="17" nillable="true" ma:displayName="MediaServiceEventHashCode" ma:hidden="true" ma:internalName="MediaServiceEventHashCode" ma:readOnly="true">
+      <xsd:simpleType>
+        <xsd:restriction base="dms:Text"/>
+      </xsd:simpleType>
+    </xsd:element>
+    <xsd:element name="lcf76f155ced4ddcb4097134ff3c332f" ma:index="19" nillable="true" ma:taxonomy="true" ma:internalName="lcf76f155ced4ddcb4097134ff3c332f" ma:taxonomyFieldName="MediaServiceImageTags" ma:displayName="Etiquetas de imagen" ma:readOnly="false" ma:fieldId="{5cf76f15-5ced-4ddc-b409-7134ff3c332f}" ma:taxonomyMulti="true" ma:sspId="d33c8c81-5745-4931-bcc4-c2aeafe86780" ma:termSetId="09814cd3-568e-fe90-9814-8d621ff8fb84" ma:anchorId="fba54fb3-c3e1-fe81-a776-ca4b69148c4d" ma:open="true" ma:isKeyword="false">
+      <xsd:complexType>
+        <xsd:sequence>
+          <xsd:element ref="pc:Terms" minOccurs="0" maxOccurs="1"/>
+        </xsd:sequence>
+      </xsd:complexType>
+    </xsd:element>
+    <xsd:element name="MediaServiceOCR" ma:index="21" nillable="true" ma:displayName="Extracted Text" ma:internalName="MediaServiceOCR" ma:readOnly="true">
+      <xsd:simpleType>
+        <xsd:restriction base="dms:Note">
+          <xsd:maxLength value="255"/>
+        </xsd:restriction>
+      </xsd:simpleType>
+    </xsd:element>
+    <xsd:element name="MediaServiceSearchProperties" ma:index="22" nillable="true" ma:displayName="MediaServiceSearchProperties" ma:hidden="true" ma:internalName="MediaServiceSearchProperties" ma:readOnly="true">
+      <xsd:simpleType>
+        <xsd:restriction base="dms:Note"/>
+      </xsd:simpleType>
+    </xsd:element>
+  </xsd:schema>
   <xsd:schema xmlns="http://schemas.openxmlformats.org/package/2006/metadata/core-properties" xmlns:xsd="http://www.w3.org/2001/XMLSchema" xmlns:xsi="http://www.w3.org/2001/XMLSchema-instance" xmlns:dc="http://purl.org/dc/elements/1.1/" xmlns:dcterms="http://purl.org/dc/terms/" xmlns:odoc="http://schemas.microsoft.com/internal/obd" targetNamespace="http://schemas.openxmlformats.org/package/2006/metadata/core-properties" elementFormDefault="qualified" attributeFormDefault="unqualified" blockDefault="#all">
     <xsd:import namespace="http://purl.org/dc/elements/1.1/" schemaLocation="http://dublincore.org/schemas/xmls/qdc/2003/04/02/dc.xsd"/>
     <xsd:import namespace="http://purl.org/dc/terms/" schemaLocation="http://dublincore.org/schemas/xmls/qdc/2003/04/02/dcterms.xsd"/>
@@ -19628,8 +19634,8 @@
         <xsd:element ref="dc:creator" minOccurs="0" maxOccurs="1"/>
         <xsd:element ref="dcterms:created" minOccurs="0" maxOccurs="1"/>
         <xsd:element ref="dc:identifier" minOccurs="0" maxOccurs="1"/>
-        <xsd:element name="contentType" minOccurs="0" maxOccurs="1" type="xsd:string" ma:index="0" ma:displayName="Content Type"/>
-        <xsd:element ref="dc:title" minOccurs="0" maxOccurs="1" ma:index="4" ma:displayName="Title"/>
+        <xsd:element name="contentType" minOccurs="0" maxOccurs="1" type="xsd:string" ma:index="0" ma:displayName="Tipo de contenido"/>
+        <xsd:element ref="dc:title" minOccurs="0" maxOccurs="1" ma:index="4" ma:displayName="Título"/>
         <xsd:element ref="dc:subject" minOccurs="0" maxOccurs="1"/>
         <xsd:element ref="dc:description" minOccurs="0" maxOccurs="1"/>
         <xsd:element name="keywords" minOccurs="0" maxOccurs="1" type="xsd:string"/>
@@ -19718,24 +19724,49 @@
 </ct:contentTypeSchema>
 </file>
 
+<file path=customXml/item3.xml><?xml version="1.0" encoding="utf-8"?>
+<p:properties xmlns:p="http://schemas.microsoft.com/office/2006/metadata/properties" xmlns:xsi="http://www.w3.org/2001/XMLSchema-instance" xmlns:pc="http://schemas.microsoft.com/office/infopath/2007/PartnerControls">
+  <documentManagement>
+    <TaxCatchAll xmlns="cb45339b-ced9-4d0d-8f64-77573914d53b" xsi:nil="true"/>
+    <lcf76f155ced4ddcb4097134ff3c332f xmlns="43a3ca16-9c26-4813-b83f-4aec9927b43f">
+      <Terms xmlns="http://schemas.microsoft.com/office/infopath/2007/PartnerControls"/>
+    </lcf76f155ced4ddcb4097134ff3c332f>
+  </documentManagement>
+</p:properties>
+</file>
+
 <file path=customXml/item4.xml><?xml version="1.0" encoding="utf-8"?>
-<?mso-contentType ?>
-<FormTemplates xmlns="http://schemas.microsoft.com/sharepoint/v3/contenttype/forms">
-  <Display>DocumentLibraryForm</Display>
-  <Edit>DocumentLibraryForm</Edit>
-  <New>DocumentLibraryForm</New>
-</FormTemplates>
+<b:Sources xmlns:b="http://schemas.openxmlformats.org/officeDocument/2006/bibliography" xmlns="http://schemas.openxmlformats.org/officeDocument/2006/bibliography" SelectedStyle="\APASixthEditionOfficeOnline.xsl" StyleName="APA" Version="6"/>
 </file>
 
 <file path=customXml/itemProps1.xml><?xml version="1.0" encoding="utf-8"?>
-<ds:datastoreItem xmlns:ds="http://schemas.openxmlformats.org/officeDocument/2006/customXml" ds:itemID="{E8AB44A3-7C62-4BD2-82ED-8ABC209970FA}">
+<ds:datastoreItem xmlns:ds="http://schemas.openxmlformats.org/officeDocument/2006/customXml" ds:itemID="{81CBDEC1-3B00-44ED-AD36-0268077980BA}">
   <ds:schemaRefs>
-    <ds:schemaRef ds:uri="http://schemas.openxmlformats.org/officeDocument/2006/bibliography"/>
+    <ds:schemaRef ds:uri="http://schemas.microsoft.com/sharepoint/v3/contenttype/forms"/>
   </ds:schemaRefs>
 </ds:datastoreItem>
 </file>
 
 <file path=customXml/itemProps2.xml><?xml version="1.0" encoding="utf-8"?>
+<ds:datastoreItem xmlns:ds="http://schemas.openxmlformats.org/officeDocument/2006/customXml" ds:itemID="{DF43E046-DB0C-42D1-8C73-AE38B52F1ED7}">
+  <ds:schemaRefs>
+    <ds:schemaRef ds:uri="http://schemas.microsoft.com/office/2006/metadata/contentType"/>
+    <ds:schemaRef ds:uri="http://schemas.microsoft.com/office/2006/metadata/properties/metaAttributes"/>
+    <ds:schemaRef ds:uri="http://www.w3.org/2001/XMLSchema"/>
+    <ds:schemaRef ds:uri="http://schemas.microsoft.com/office/2006/metadata/properties"/>
+    <ds:schemaRef ds:uri="cb45339b-ced9-4d0d-8f64-77573914d53b"/>
+    <ds:schemaRef ds:uri="43a3ca16-9c26-4813-b83f-4aec9927b43f"/>
+    <ds:schemaRef ds:uri="http://schemas.microsoft.com/office/2006/documentManagement/types"/>
+    <ds:schemaRef ds:uri="http://schemas.microsoft.com/office/infopath/2007/PartnerControls"/>
+    <ds:schemaRef ds:uri="http://schemas.openxmlformats.org/package/2006/metadata/core-properties"/>
+    <ds:schemaRef ds:uri="http://purl.org/dc/elements/1.1/"/>
+    <ds:schemaRef ds:uri="http://purl.org/dc/terms/"/>
+    <ds:schemaRef ds:uri="http://schemas.microsoft.com/internal/obd"/>
+  </ds:schemaRefs>
+</ds:datastoreItem>
+</file>
+
+<file path=customXml/itemProps3.xml><?xml version="1.0" encoding="utf-8"?>
 <ds:datastoreItem xmlns:ds="http://schemas.openxmlformats.org/officeDocument/2006/customXml" ds:itemID="{6929C9FE-9F22-4B98-96EF-1B541B3BD0B2}">
   <ds:schemaRefs>
     <ds:schemaRef ds:uri="http://schemas.microsoft.com/office/2006/metadata/properties"/>
@@ -19746,14 +19777,10 @@
 </ds:datastoreItem>
 </file>
 
-<file path=customXml/itemProps3.xml><?xml version="1.0" encoding="utf-8"?>
-<ds:datastoreItem xmlns:ds="http://schemas.openxmlformats.org/officeDocument/2006/customXml" ds:itemID="{4827BD88-4042-43F4-96E4-4B59BF727004}"/>
-</file>
-
 <file path=customXml/itemProps4.xml><?xml version="1.0" encoding="utf-8"?>
-<ds:datastoreItem xmlns:ds="http://schemas.openxmlformats.org/officeDocument/2006/customXml" ds:itemID="{81CBDEC1-3B00-44ED-AD36-0268077980BA}">
+<ds:datastoreItem xmlns:ds="http://schemas.openxmlformats.org/officeDocument/2006/customXml" ds:itemID="{E8AB44A3-7C62-4BD2-82ED-8ABC209970FA}">
   <ds:schemaRefs>
-    <ds:schemaRef ds:uri="http://schemas.microsoft.com/sharepoint/v3/contenttype/forms"/>
+    <ds:schemaRef ds:uri="http://schemas.openxmlformats.org/officeDocument/2006/bibliography"/>
   </ds:schemaRefs>
 </ds:datastoreItem>
 </file>